--- a/02_Word規程ドラフト_ASCIIファイル名/03_management_meeting_rules_draft.docx
+++ b/02_Word規程ドラフト_ASCIIファイル名/03_management_meeting_rules_draft.docx
@@ -118,7 +118,7 @@
           <w:b w:val="0"/>
           <w:i w:val="0"/>
         </w:rPr>
-        <w:t>本規程は、株式会社MoMoの経営会議の構成、審議事項、報告事項及び運営方法を定め、経営上の重要事項について十分な検討を行い、取締役会及び代表取締役による意思決定を補佐することを目的とする。</w:t>
+        <w:t>本規程は、当社の経営に関する重要事項について審議、協議及び報告を行い、経営の適正かつ効率的な運営を確保するため、経営会議（以下「本会議」という。）の組織及び運営に関する基本事項を定めることを目的とする。</w:t>
       </w:r>
     </w:p>
     <w:p>
@@ -144,7 +144,7 @@
           <w:b w:val="0"/>
           <w:i w:val="0"/>
         </w:rPr>
-        <w:t>経営会議は、業務執行上の重要事項を審議、協議及び報告する会議体であり、法令又は定款に基づく取締役会の権限を代替するものではない。</w:t>
+        <w:t>本会議は、取締役会及び代表取締役社長を補佐する会議体として、取締役会が決議すべき事項を除き、経営に関する重要事項を審議、協議及び報告する。</w:t>
       </w:r>
     </w:p>
     <w:p>
@@ -159,7 +159,22 @@
           <w:b w:val="0"/>
           <w:i w:val="0"/>
         </w:rPr>
-        <w:t>取締役会の決議を要する事項については、経営会議での審議を経たうえで取締役会へ付議する。</w:t>
+        <w:t>取締役会の決議を要する事項については、本会議での審議を経たうえで取締役会へ付議する。</w:t>
+      </w:r>
+    </w:p>
+    <w:p>
+      <w:pPr>
+        <w:pStyle w:val="ListNumber"/>
+        <w:spacing w:before="0" w:after="160" w:line="280" w:lineRule="auto"/>
+        <w:ind w:left="720" w:hanging="360"/>
+      </w:pPr>
+      <w:r>
+        <w:rPr>
+          <w:rFonts w:ascii="Arial Unicode MS" w:hAnsi="Arial Unicode MS" w:eastAsia="Arial Unicode MS" w:cs="Arial Unicode MS"/>
+          <w:b w:val="0"/>
+          <w:i w:val="0"/>
+        </w:rPr>
+        <w:t>本会議は、法令又は定款に基づく取締役会の権限を代替するものではない。</w:t>
       </w:r>
     </w:p>
     <w:p>
@@ -198,7 +213,7 @@
           <w:b w:val="0"/>
           <w:i w:val="0"/>
         </w:rPr>
-        <w:t>経営会議は、代表取締役社長、取締役、管理部門責任者その他代表取締役社長が指名する者をもって構成する。</w:t>
+        <w:t>本会議の構成員は、次のとおりとする。</w:t>
       </w:r>
     </w:p>
     <w:p>
@@ -213,33 +228,7 @@
           <w:b w:val="0"/>
           <w:i w:val="0"/>
         </w:rPr>
-        <w:t>監査役は、必要に応じて経営会議に出席し、意見を述べることができる。</w:t>
-      </w:r>
-    </w:p>
-    <w:p>
-      <w:pPr>
-        <w:pStyle w:val="Heading2"/>
-      </w:pPr>
-      <w:r>
-        <w:rPr>
-          <w:rFonts w:ascii="Arial Unicode MS" w:hAnsi="Arial Unicode MS" w:eastAsia="Arial Unicode MS" w:cs="Arial Unicode MS"/>
-          <w:b w:val="0"/>
-          <w:i w:val="0"/>
-        </w:rPr>
-        <w:t>第4条（議長）</w:t>
-      </w:r>
-    </w:p>
-    <w:p>
-      <w:pPr>
-        <w:spacing w:before="0" w:after="120" w:line="264" w:lineRule="auto"/>
-      </w:pPr>
-      <w:r>
-        <w:rPr>
-          <w:rFonts w:ascii="Arial Unicode MS" w:hAnsi="Arial Unicode MS" w:eastAsia="Arial Unicode MS" w:cs="Arial Unicode MS"/>
-          <w:b w:val="0"/>
-          <w:i w:val="0"/>
-        </w:rPr>
-        <w:t>経営会議の議長は、代表取締役社長がこれにあたる。</w:t>
+        <w:t>代表取締役社長</w:t>
       </w:r>
     </w:p>
     <w:p>
@@ -254,7 +243,119 @@
           <w:b w:val="0"/>
           <w:i w:val="0"/>
         </w:rPr>
-        <w:t>代表取締役社長に事故があるときは、あらかじめ代表取締役社長が指名した者が議長となる。</w:t>
+        <w:t>管理部門責任者</w:t>
+      </w:r>
+    </w:p>
+    <w:p>
+      <w:pPr>
+        <w:pStyle w:val="ListNumber"/>
+        <w:spacing w:before="0" w:after="160" w:line="280" w:lineRule="auto"/>
+        <w:ind w:left="720" w:hanging="360"/>
+      </w:pPr>
+      <w:r>
+        <w:rPr>
+          <w:rFonts w:ascii="Arial Unicode MS" w:hAnsi="Arial Unicode MS" w:eastAsia="Arial Unicode MS" w:cs="Arial Unicode MS"/>
+          <w:b w:val="0"/>
+          <w:i w:val="0"/>
+        </w:rPr>
+        <w:t>各事業責任者</w:t>
+      </w:r>
+    </w:p>
+    <w:p>
+      <w:pPr>
+        <w:pStyle w:val="ListNumber"/>
+        <w:spacing w:before="0" w:after="160" w:line="280" w:lineRule="auto"/>
+        <w:ind w:left="720" w:hanging="360"/>
+      </w:pPr>
+      <w:r>
+        <w:rPr>
+          <w:rFonts w:ascii="Arial Unicode MS" w:hAnsi="Arial Unicode MS" w:eastAsia="Arial Unicode MS" w:cs="Arial Unicode MS"/>
+          <w:b w:val="0"/>
+          <w:i w:val="0"/>
+        </w:rPr>
+        <w:t>その他代表取締役社長が指名する者</w:t>
+      </w:r>
+    </w:p>
+    <w:p>
+      <w:pPr>
+        <w:pStyle w:val="ListNumber"/>
+        <w:spacing w:before="0" w:after="160" w:line="280" w:lineRule="auto"/>
+        <w:ind w:left="720" w:hanging="360"/>
+      </w:pPr>
+      <w:r>
+        <w:rPr>
+          <w:rFonts w:ascii="Arial Unicode MS" w:hAnsi="Arial Unicode MS" w:eastAsia="Arial Unicode MS" w:cs="Arial Unicode MS"/>
+          <w:b w:val="0"/>
+          <w:i w:val="0"/>
+        </w:rPr>
+        <w:t>本会議の議長は、代表取締役社長が務める。</w:t>
+      </w:r>
+    </w:p>
+    <w:p>
+      <w:pPr>
+        <w:pStyle w:val="ListNumber"/>
+        <w:spacing w:before="0" w:after="160" w:line="280" w:lineRule="auto"/>
+        <w:ind w:left="720" w:hanging="360"/>
+      </w:pPr>
+      <w:r>
+        <w:rPr>
+          <w:rFonts w:ascii="Arial Unicode MS" w:hAnsi="Arial Unicode MS" w:eastAsia="Arial Unicode MS" w:cs="Arial Unicode MS"/>
+          <w:b w:val="0"/>
+          <w:i w:val="0"/>
+        </w:rPr>
+        <w:t>監査役は、必要に応じて本会議に出席し、意見を述べることができる。</w:t>
+      </w:r>
+    </w:p>
+    <w:p>
+      <w:pPr>
+        <w:pStyle w:val="Heading2"/>
+      </w:pPr>
+      <w:r>
+        <w:rPr>
+          <w:rFonts w:ascii="Arial Unicode MS" w:hAnsi="Arial Unicode MS" w:eastAsia="Arial Unicode MS" w:cs="Arial Unicode MS"/>
+          <w:b w:val="0"/>
+          <w:i w:val="0"/>
+        </w:rPr>
+        <w:t>第4条（事務局）</w:t>
+      </w:r>
+    </w:p>
+    <w:p>
+      <w:pPr>
+        <w:spacing w:before="0" w:after="120" w:line="264" w:lineRule="auto"/>
+      </w:pPr>
+      <w:r>
+        <w:rPr>
+          <w:rFonts w:ascii="Arial Unicode MS" w:hAnsi="Arial Unicode MS" w:eastAsia="Arial Unicode MS" w:cs="Arial Unicode MS"/>
+          <w:b w:val="0"/>
+          <w:i w:val="0"/>
+        </w:rPr>
+        <w:t>本会議の事務局は、管理部とする。</w:t>
+      </w:r>
+    </w:p>
+    <w:p>
+      <w:pPr>
+        <w:pStyle w:val="Heading2"/>
+      </w:pPr>
+      <w:r>
+        <w:rPr>
+          <w:rFonts w:ascii="Arial Unicode MS" w:hAnsi="Arial Unicode MS" w:eastAsia="Arial Unicode MS" w:cs="Arial Unicode MS"/>
+          <w:b w:val="0"/>
+          <w:i w:val="0"/>
+        </w:rPr>
+        <w:t>第5条（関係者の出席）</w:t>
+      </w:r>
+    </w:p>
+    <w:p>
+      <w:pPr>
+        <w:spacing w:before="0" w:after="120" w:line="264" w:lineRule="auto"/>
+      </w:pPr>
+      <w:r>
+        <w:rPr>
+          <w:rFonts w:ascii="Arial Unicode MS" w:hAnsi="Arial Unicode MS" w:eastAsia="Arial Unicode MS" w:cs="Arial Unicode MS"/>
+          <w:b w:val="0"/>
+          <w:i w:val="0"/>
+        </w:rPr>
+        <w:t>議長は、必要があると認めたときは、構成員以外の者を本会議に出席させ、説明又は意見を求めることができるほか、必要な報告を行わせることができる。</w:t>
       </w:r>
     </w:p>
     <w:p>
@@ -280,7 +381,7 @@
           <w:b w:val="0"/>
           <w:i w:val="0"/>
         </w:rPr>
-        <w:t>第5条（開催頻度）</w:t>
+        <w:t>第6条（開催頻度）</w:t>
       </w:r>
     </w:p>
     <w:p>
@@ -293,7 +394,7 @@
           <w:b w:val="0"/>
           <w:i w:val="0"/>
         </w:rPr>
-        <w:t>経営会議は、原則として月1回開催する。</w:t>
+        <w:t>本会議は、原則として毎月1回開催する。ただし、議長が必要と認めた場合は、臨時で開催することができる。</w:t>
       </w:r>
     </w:p>
     <w:p>
@@ -308,7 +409,33 @@
           <w:b w:val="0"/>
           <w:i w:val="0"/>
         </w:rPr>
-        <w:t>必要がある場合は、臨時経営会議を随時開催することができる。</w:t>
+        <w:t>月次決算及び予実管理を報告する本会議は、原則として月次決算及び予実管理資料の作成後、速やかに開催する。</w:t>
+      </w:r>
+    </w:p>
+    <w:p>
+      <w:pPr>
+        <w:pStyle w:val="Heading2"/>
+      </w:pPr>
+      <w:r>
+        <w:rPr>
+          <w:rFonts w:ascii="Arial Unicode MS" w:hAnsi="Arial Unicode MS" w:eastAsia="Arial Unicode MS" w:cs="Arial Unicode MS"/>
+          <w:b w:val="0"/>
+          <w:i w:val="0"/>
+        </w:rPr>
+        <w:t>第7条（招集及び議案提出）</w:t>
+      </w:r>
+    </w:p>
+    <w:p>
+      <w:pPr>
+        <w:spacing w:before="0" w:after="120" w:line="264" w:lineRule="auto"/>
+      </w:pPr>
+      <w:r>
+        <w:rPr>
+          <w:rFonts w:ascii="Arial Unicode MS" w:hAnsi="Arial Unicode MS" w:eastAsia="Arial Unicode MS" w:cs="Arial Unicode MS"/>
+          <w:b w:val="0"/>
+          <w:i w:val="0"/>
+        </w:rPr>
+        <w:t>本会議は、議長が招集する。</w:t>
       </w:r>
     </w:p>
     <w:p>
@@ -323,33 +450,7 @@
           <w:b w:val="0"/>
           <w:i w:val="0"/>
         </w:rPr>
-        <w:t>月次決算及び予実管理を報告する経営会議は、原則として翌月20日以降速やかに開催する。</w:t>
-      </w:r>
-    </w:p>
-    <w:p>
-      <w:pPr>
-        <w:pStyle w:val="Heading2"/>
-      </w:pPr>
-      <w:r>
-        <w:rPr>
-          <w:rFonts w:ascii="Arial Unicode MS" w:hAnsi="Arial Unicode MS" w:eastAsia="Arial Unicode MS" w:cs="Arial Unicode MS"/>
-          <w:b w:val="0"/>
-          <w:i w:val="0"/>
-        </w:rPr>
-        <w:t>第6条（招集）</w:t>
-      </w:r>
-    </w:p>
-    <w:p>
-      <w:pPr>
-        <w:spacing w:before="0" w:after="120" w:line="264" w:lineRule="auto"/>
-      </w:pPr>
-      <w:r>
-        <w:rPr>
-          <w:rFonts w:ascii="Arial Unicode MS" w:hAnsi="Arial Unicode MS" w:eastAsia="Arial Unicode MS" w:cs="Arial Unicode MS"/>
-          <w:b w:val="0"/>
-          <w:i w:val="0"/>
-        </w:rPr>
-        <w:t>経営会議は、議長が招集する。</w:t>
+        <w:t>本会議に付議又は報告する議案は、構成員又は関係部署の責任者が提出することができる。</w:t>
       </w:r>
     </w:p>
     <w:p>
@@ -364,7 +465,22 @@
           <w:b w:val="0"/>
           <w:i w:val="0"/>
         </w:rPr>
-        <w:t>経営会議の事務局は、管理部とする。</w:t>
+        <w:t>議案の提出は、原則としてNotion上の議事進行シート又は事務局が指定する方法により行うものとし、会議開催前までに必要事項及び関連資料を記録するものとする。</w:t>
+      </w:r>
+    </w:p>
+    <w:p>
+      <w:pPr>
+        <w:pStyle w:val="ListNumber"/>
+        <w:spacing w:before="0" w:after="160" w:line="280" w:lineRule="auto"/>
+        <w:ind w:left="720" w:hanging="360"/>
+      </w:pPr>
+      <w:r>
+        <w:rPr>
+          <w:rFonts w:ascii="Arial Unicode MS" w:hAnsi="Arial Unicode MS" w:eastAsia="Arial Unicode MS" w:cs="Arial Unicode MS"/>
+          <w:b w:val="0"/>
+          <w:i w:val="0"/>
+        </w:rPr>
+        <w:t>月次決算及び予実管理に関する資料は、原則として翌月20日までに実績を反映したうえで、本会議に提出する。</w:t>
       </w:r>
     </w:p>
     <w:p>
@@ -377,7 +493,7 @@
           <w:b w:val="0"/>
           <w:i w:val="0"/>
         </w:rPr>
-        <w:t>第4章 審議事項及び報告事項</w:t>
+        <w:t>第4章 運営の要領</w:t>
       </w:r>
     </w:p>
     <w:p>
@@ -390,7 +506,7 @@
           <w:b w:val="0"/>
           <w:i w:val="0"/>
         </w:rPr>
-        <w:t>第7条（審議事項）</w:t>
+        <w:t>第8条（協議事項）</w:t>
       </w:r>
     </w:p>
     <w:p>
@@ -403,7 +519,22 @@
           <w:b w:val="0"/>
           <w:i w:val="0"/>
         </w:rPr>
-        <w:t>経営会議は、次の事項を審議する。</w:t>
+        <w:t>本会議で審議又は協議する事項は、次のとおりとする。</w:t>
+      </w:r>
+    </w:p>
+    <w:p>
+      <w:pPr>
+        <w:pStyle w:val="ListNumber"/>
+        <w:spacing w:before="0" w:after="160" w:line="280" w:lineRule="auto"/>
+        <w:ind w:left="720" w:hanging="360"/>
+      </w:pPr>
+      <w:r>
+        <w:rPr>
+          <w:rFonts w:ascii="Arial Unicode MS" w:hAnsi="Arial Unicode MS" w:eastAsia="Arial Unicode MS" w:cs="Arial Unicode MS"/>
+          <w:b w:val="0"/>
+          <w:i w:val="0"/>
+        </w:rPr>
+        <w:t>取締役会付議事項に関する事前審議</w:t>
       </w:r>
     </w:p>
     <w:p>
@@ -433,7 +564,7 @@
           <w:b w:val="0"/>
           <w:i w:val="0"/>
         </w:rPr>
-        <w:t>年度予算、予算修正、予実差異に関する事項</w:t>
+        <w:t>年度予算、予算修正、月次決算、予実差異に関する事項</w:t>
       </w:r>
     </w:p>
     <w:p>
@@ -448,7 +579,7 @@
           <w:b w:val="0"/>
           <w:i w:val="0"/>
         </w:rPr>
-        <w:t>重要な組織、人事、採用に関する事項</w:t>
+        <w:t>重要な投資、資本政策、資金調達、資金運用に関する事項</w:t>
       </w:r>
     </w:p>
     <w:p>
@@ -463,7 +594,7 @@
           <w:b w:val="0"/>
           <w:i w:val="0"/>
         </w:rPr>
-        <w:t>重要な契約、投資、資金調達、資金運用に関する事項</w:t>
+        <w:t>重要な組織変更、人事政策、採用に関する事項</w:t>
       </w:r>
     </w:p>
     <w:p>
@@ -493,7 +624,7 @@
           <w:b w:val="0"/>
           <w:i w:val="0"/>
         </w:rPr>
-        <w:t>重要なリスク、コンプライアンス、クレーム、事故、不祥事に関する事項</w:t>
+        <w:t>リスク管理、コンプライアンス、クレーム、事故、不祥事に関する事項</w:t>
       </w:r>
     </w:p>
     <w:p>
@@ -508,7 +639,7 @@
           <w:b w:val="0"/>
           <w:i w:val="0"/>
         </w:rPr>
-        <w:t>取締役会に付議又は報告する事項</w:t>
+        <w:t>内部統制、内部監査、監査役監査、外部専門家による指摘事項及び改善状況に関する事項</w:t>
       </w:r>
     </w:p>
     <w:p>
@@ -536,7 +667,7 @@
           <w:b w:val="0"/>
           <w:i w:val="0"/>
         </w:rPr>
-        <w:t>第8条（報告事項）</w:t>
+        <w:t>第9条（定足数）</w:t>
       </w:r>
     </w:p>
     <w:p>
@@ -549,7 +680,33 @@
           <w:b w:val="0"/>
           <w:i w:val="0"/>
         </w:rPr>
-        <w:t>経営会議では、次の事項を報告する。</w:t>
+        <w:t>本会議は、構成員の過半数の出席をもって成立する。</w:t>
+      </w:r>
+    </w:p>
+    <w:p>
+      <w:pPr>
+        <w:pStyle w:val="Heading2"/>
+      </w:pPr>
+      <w:r>
+        <w:rPr>
+          <w:rFonts w:ascii="Arial Unicode MS" w:hAnsi="Arial Unicode MS" w:eastAsia="Arial Unicode MS" w:cs="Arial Unicode MS"/>
+          <w:b w:val="0"/>
+          <w:i w:val="0"/>
+        </w:rPr>
+        <w:t>第10条（決議）</w:t>
+      </w:r>
+    </w:p>
+    <w:p>
+      <w:pPr>
+        <w:spacing w:before="0" w:after="120" w:line="264" w:lineRule="auto"/>
+      </w:pPr>
+      <w:r>
+        <w:rPr>
+          <w:rFonts w:ascii="Arial Unicode MS" w:hAnsi="Arial Unicode MS" w:eastAsia="Arial Unicode MS" w:cs="Arial Unicode MS"/>
+          <w:b w:val="0"/>
+          <w:i w:val="0"/>
+        </w:rPr>
+        <w:t>本会議において決議を要する事項は、職務権限規程及び決裁権限基準表の定めによる。</w:t>
       </w:r>
     </w:p>
     <w:p>
@@ -564,7 +721,33 @@
           <w:b w:val="0"/>
           <w:i w:val="0"/>
         </w:rPr>
-        <w:t>月次業績及び予実差異</w:t>
+        <w:t>本会議において決議を必要とするときは、出席者全員の同意をもって決定する。ただし、欠席した構成員に対しては、決議後速やかに決議内容を通知し、必要に応じて追認を求めるものとする。</w:t>
+      </w:r>
+    </w:p>
+    <w:p>
+      <w:pPr>
+        <w:pStyle w:val="Heading2"/>
+      </w:pPr>
+      <w:r>
+        <w:rPr>
+          <w:rFonts w:ascii="Arial Unicode MS" w:hAnsi="Arial Unicode MS" w:eastAsia="Arial Unicode MS" w:cs="Arial Unicode MS"/>
+          <w:b w:val="0"/>
+          <w:i w:val="0"/>
+        </w:rPr>
+        <w:t>第11条（持ち回り）</w:t>
+      </w:r>
+    </w:p>
+    <w:p>
+      <w:pPr>
+        <w:spacing w:before="0" w:after="120" w:line="264" w:lineRule="auto"/>
+      </w:pPr>
+      <w:r>
+        <w:rPr>
+          <w:rFonts w:ascii="Arial Unicode MS" w:hAnsi="Arial Unicode MS" w:eastAsia="Arial Unicode MS" w:cs="Arial Unicode MS"/>
+          <w:b w:val="0"/>
+          <w:i w:val="0"/>
+        </w:rPr>
+        <w:t>緊急を要する事項については、議長の判断により、書面又は電磁的方法による持ち回りにより決議を行うことができる。</w:t>
       </w:r>
     </w:p>
     <w:p>
@@ -579,7 +762,46 @@
           <w:b w:val="0"/>
           <w:i w:val="0"/>
         </w:rPr>
-        <w:t>主要案件及び営業活動の進捗</w:t>
+        <w:t>前項の方法により決議を行う場合は、構成員全員の同意をもって決議があったものとみなす。</w:t>
+      </w:r>
+    </w:p>
+    <w:p>
+      <w:pPr>
+        <w:pStyle w:val="Heading1"/>
+      </w:pPr>
+      <w:r>
+        <w:rPr>
+          <w:rFonts w:ascii="Arial Unicode MS" w:hAnsi="Arial Unicode MS" w:eastAsia="Arial Unicode MS" w:cs="Arial Unicode MS"/>
+          <w:b w:val="0"/>
+          <w:i w:val="0"/>
+        </w:rPr>
+        <w:t>第5章 議事録</w:t>
+      </w:r>
+    </w:p>
+    <w:p>
+      <w:pPr>
+        <w:pStyle w:val="Heading2"/>
+      </w:pPr>
+      <w:r>
+        <w:rPr>
+          <w:rFonts w:ascii="Arial Unicode MS" w:hAnsi="Arial Unicode MS" w:eastAsia="Arial Unicode MS" w:cs="Arial Unicode MS"/>
+          <w:b w:val="0"/>
+          <w:i w:val="0"/>
+        </w:rPr>
+        <w:t>第12条（議事録の作成及び保管）</w:t>
+      </w:r>
+    </w:p>
+    <w:p>
+      <w:pPr>
+        <w:spacing w:before="0" w:after="120" w:line="264" w:lineRule="auto"/>
+      </w:pPr>
+      <w:r>
+        <w:rPr>
+          <w:rFonts w:ascii="Arial Unicode MS" w:hAnsi="Arial Unicode MS" w:eastAsia="Arial Unicode MS" w:cs="Arial Unicode MS"/>
+          <w:b w:val="0"/>
+          <w:i w:val="0"/>
+        </w:rPr>
+        <w:t>本会議の議事内容は、Notion上の議事進行シート又は事務局が指定する方法により記録し、電磁的記録として保存するものとする。</w:t>
       </w:r>
     </w:p>
     <w:p>
@@ -594,7 +816,7 @@
           <w:b w:val="0"/>
           <w:i w:val="0"/>
         </w:rPr>
-        <w:t>資金繰り及び財務状況</w:t>
+        <w:t>議事進行シート又は議事録には、次の事項を簡潔に記録するものとする。</w:t>
       </w:r>
     </w:p>
     <w:p>
@@ -609,7 +831,7 @@
           <w:b w:val="0"/>
           <w:i w:val="0"/>
         </w:rPr>
-        <w:t>部門別の業務執行状況</w:t>
+        <w:t>開催日時及び場所又は開催方法</w:t>
       </w:r>
     </w:p>
     <w:p>
@@ -624,7 +846,7 @@
           <w:b w:val="0"/>
           <w:i w:val="0"/>
         </w:rPr>
-        <w:t>重要な稟議及び決裁の状況</w:t>
+        <w:t>出席者の所属及び氏名</w:t>
       </w:r>
     </w:p>
     <w:p>
@@ -639,7 +861,7 @@
           <w:b w:val="0"/>
           <w:i w:val="0"/>
         </w:rPr>
-        <w:t>内部監査、監査役監査、外部専門家による指摘事項及び改善状況</w:t>
+        <w:t>議事の要旨</w:t>
       </w:r>
     </w:p>
     <w:p>
@@ -654,46 +876,7 @@
           <w:b w:val="0"/>
           <w:i w:val="0"/>
         </w:rPr>
-        <w:t>その他議長が必要と認める事項</w:t>
-      </w:r>
-    </w:p>
-    <w:p>
-      <w:pPr>
-        <w:pStyle w:val="Heading1"/>
-      </w:pPr>
-      <w:r>
-        <w:rPr>
-          <w:rFonts w:ascii="Arial Unicode MS" w:hAnsi="Arial Unicode MS" w:eastAsia="Arial Unicode MS" w:cs="Arial Unicode MS"/>
-          <w:b w:val="0"/>
-          <w:i w:val="0"/>
-        </w:rPr>
-        <w:t>第5章 運営</w:t>
-      </w:r>
-    </w:p>
-    <w:p>
-      <w:pPr>
-        <w:pStyle w:val="Heading2"/>
-      </w:pPr>
-      <w:r>
-        <w:rPr>
-          <w:rFonts w:ascii="Arial Unicode MS" w:hAnsi="Arial Unicode MS" w:eastAsia="Arial Unicode MS" w:cs="Arial Unicode MS"/>
-          <w:b w:val="0"/>
-          <w:i w:val="0"/>
-        </w:rPr>
-        <w:t>第9条（資料提出）</w:t>
-      </w:r>
-    </w:p>
-    <w:p>
-      <w:pPr>
-        <w:spacing w:before="0" w:after="120" w:line="264" w:lineRule="auto"/>
-      </w:pPr>
-      <w:r>
-        <w:rPr>
-          <w:rFonts w:ascii="Arial Unicode MS" w:hAnsi="Arial Unicode MS" w:eastAsia="Arial Unicode MS" w:cs="Arial Unicode MS"/>
-          <w:b w:val="0"/>
-          <w:i w:val="0"/>
-        </w:rPr>
-        <w:t>経営会議に付議又は報告する事項がある部門は、事務局が定める期限までに資料を提出する。</w:t>
+        <w:t>決議をした場合はその内容</w:t>
       </w:r>
     </w:p>
     <w:p>
@@ -708,33 +891,7 @@
           <w:b w:val="0"/>
           <w:i w:val="0"/>
         </w:rPr>
-        <w:t>月次決算及び予実管理に関する資料は、原則として翌月20日までに実績を反映したうえで、経営会議に提出する。</w:t>
-      </w:r>
-    </w:p>
-    <w:p>
-      <w:pPr>
-        <w:pStyle w:val="Heading2"/>
-      </w:pPr>
-      <w:r>
-        <w:rPr>
-          <w:rFonts w:ascii="Arial Unicode MS" w:hAnsi="Arial Unicode MS" w:eastAsia="Arial Unicode MS" w:cs="Arial Unicode MS"/>
-          <w:b w:val="0"/>
-          <w:i w:val="0"/>
-        </w:rPr>
-        <w:t>第10条（議事録）</w:t>
-      </w:r>
-    </w:p>
-    <w:p>
-      <w:pPr>
-        <w:spacing w:before="0" w:after="120" w:line="264" w:lineRule="auto"/>
-      </w:pPr>
-      <w:r>
-        <w:rPr>
-          <w:rFonts w:ascii="Arial Unicode MS" w:hAnsi="Arial Unicode MS" w:eastAsia="Arial Unicode MS" w:cs="Arial Unicode MS"/>
-          <w:b w:val="0"/>
-          <w:i w:val="0"/>
-        </w:rPr>
-        <w:t>事務局は、経営会議の議事について議事録を作成する。</w:t>
+        <w:t>継続検討事項、担当者及び期限</w:t>
       </w:r>
     </w:p>
     <w:p>
@@ -749,7 +906,52 @@
           <w:b w:val="0"/>
           <w:i w:val="0"/>
         </w:rPr>
-        <w:t>議事録には、開催日時、出席者、議題、審議又は報告の概要、決定事項、継続検討事項、担当者及び期限を記載する。</w:t>
+        <w:t>その他特記事項</w:t>
+      </w:r>
+    </w:p>
+    <w:p>
+      <w:pPr>
+        <w:pStyle w:val="ListNumber"/>
+        <w:spacing w:before="0" w:after="160" w:line="280" w:lineRule="auto"/>
+        <w:ind w:left="720" w:hanging="360"/>
+      </w:pPr>
+      <w:r>
+        <w:rPr>
+          <w:rFonts w:ascii="Arial Unicode MS" w:hAnsi="Arial Unicode MS" w:eastAsia="Arial Unicode MS" w:cs="Arial Unicode MS"/>
+          <w:b w:val="0"/>
+          <w:i w:val="0"/>
+        </w:rPr>
+        <w:t>議事録の作成担当者は、事務局が議案及び稟議内容を踏まえて定める。</w:t>
+      </w:r>
+    </w:p>
+    <w:p>
+      <w:pPr>
+        <w:pStyle w:val="ListNumber"/>
+        <w:spacing w:before="0" w:after="160" w:line="280" w:lineRule="auto"/>
+        <w:ind w:left="720" w:hanging="360"/>
+      </w:pPr>
+      <w:r>
+        <w:rPr>
+          <w:rFonts w:ascii="Arial Unicode MS" w:hAnsi="Arial Unicode MS" w:eastAsia="Arial Unicode MS" w:cs="Arial Unicode MS"/>
+          <w:b w:val="0"/>
+          <w:i w:val="0"/>
+        </w:rPr>
+        <w:t>本会議で使用した資料についても、電磁的記録をもって議事録とともにNotionに保存するものとする。</w:t>
+      </w:r>
+    </w:p>
+    <w:p>
+      <w:pPr>
+        <w:pStyle w:val="ListNumber"/>
+        <w:spacing w:before="0" w:after="160" w:line="280" w:lineRule="auto"/>
+        <w:ind w:left="720" w:hanging="360"/>
+      </w:pPr>
+      <w:r>
+        <w:rPr>
+          <w:rFonts w:ascii="Arial Unicode MS" w:hAnsi="Arial Unicode MS" w:eastAsia="Arial Unicode MS" w:cs="Arial Unicode MS"/>
+          <w:b w:val="0"/>
+          <w:i w:val="0"/>
+        </w:rPr>
+        <w:t>出席者による議事録の確認は、当面はNotion上の確認記録により行う。</w:t>
       </w:r>
     </w:p>
     <w:p>
@@ -762,7 +964,7 @@
           <w:b w:val="0"/>
           <w:i w:val="0"/>
         </w:rPr>
-        <w:t>第11条（取締役会への報告）</w:t>
+        <w:t>第13条（改廃）</w:t>
       </w:r>
     </w:p>
     <w:p>
@@ -775,7 +977,7 @@
           <w:b w:val="0"/>
           <w:i w:val="0"/>
         </w:rPr>
-        <w:t>経営会議で審議した事項のうち、取締役会への付議又は報告が必要な事項は、事務局が整理し、取締役会資料として取りまとめる。</w:t>
+        <w:t>本規程の改廃は、規程管理規程による。</w:t>
       </w:r>
     </w:p>
     <w:p>
@@ -788,46 +990,7 @@
           <w:b w:val="0"/>
           <w:i w:val="0"/>
         </w:rPr>
-        <w:t>第6章 改廃</w:t>
-      </w:r>
-    </w:p>
-    <w:p>
-      <w:pPr>
-        <w:pStyle w:val="Heading2"/>
-      </w:pPr>
-      <w:r>
-        <w:rPr>
-          <w:rFonts w:ascii="Arial Unicode MS" w:hAnsi="Arial Unicode MS" w:eastAsia="Arial Unicode MS" w:cs="Arial Unicode MS"/>
-          <w:b w:val="0"/>
-          <w:i w:val="0"/>
-        </w:rPr>
-        <w:t>第12条（改廃）</w:t>
-      </w:r>
-    </w:p>
-    <w:p>
-      <w:pPr>
-        <w:spacing w:before="0" w:after="120" w:line="264" w:lineRule="auto"/>
-      </w:pPr>
-      <w:r>
-        <w:rPr>
-          <w:rFonts w:ascii="Arial Unicode MS" w:hAnsi="Arial Unicode MS" w:eastAsia="Arial Unicode MS" w:cs="Arial Unicode MS"/>
-          <w:b w:val="0"/>
-          <w:i w:val="0"/>
-        </w:rPr>
-        <w:t>本規程の制定、改廃は、取締役会の決議による。</w:t>
-      </w:r>
-    </w:p>
-    <w:p>
-      <w:pPr>
-        <w:pStyle w:val="Heading1"/>
-      </w:pPr>
-      <w:r>
-        <w:rPr>
-          <w:rFonts w:ascii="Arial Unicode MS" w:hAnsi="Arial Unicode MS" w:eastAsia="Arial Unicode MS" w:cs="Arial Unicode MS"/>
-          <w:b w:val="0"/>
-          <w:i w:val="0"/>
-        </w:rPr>
-        <w:t>附則</w:t>
+        <w:t>付則</w:t>
       </w:r>
     </w:p>
     <w:p>
@@ -868,7 +1031,7 @@
           <w:b w:val="0"/>
           <w:i w:val="0"/>
         </w:rPr>
-        <w:t>経営会議はこれから設置する</w:t>
+        <w:t>月次決算・予実管理資料の提出期限</w:t>
       </w:r>
     </w:p>
     <w:p>
@@ -883,7 +1046,20 @@
           <w:b w:val="0"/>
           <w:i w:val="0"/>
         </w:rPr>
-        <w:t>開催頻度を月1回でよいか</w:t>
+        <w:t>経営会議の定足数及び決議方法をこの初期案でよいか</w:t>
+      </w:r>
+    </w:p>
+    <w:p>
+      <w:pPr>
+        <w:pStyle w:val="Heading1"/>
+      </w:pPr>
+      <w:r>
+        <w:rPr>
+          <w:rFonts w:ascii="Arial Unicode MS" w:hAnsi="Arial Unicode MS" w:eastAsia="Arial Unicode MS" w:cs="Arial Unicode MS"/>
+          <w:b w:val="0"/>
+          <w:i w:val="0"/>
+        </w:rPr>
+        <w:t>現時点の前提メモ</w:t>
       </w:r>
     </w:p>
     <w:p>
@@ -898,7 +1074,7 @@
           <w:b w:val="0"/>
           <w:i w:val="0"/>
         </w:rPr>
-        <w:t>取締役会と同日開催にするか、事前開催にするか</w:t>
+        <w:t>経営会議メンバーは、代表取締役社長、管理部門責任者、各事業責任者を初期案とする。</w:t>
       </w:r>
     </w:p>
     <w:p>
@@ -913,7 +1089,7 @@
           <w:b w:val="0"/>
           <w:i w:val="0"/>
         </w:rPr>
-        <w:t>出席者の範囲</w:t>
+        <w:t>月次決算及び予実管理を報告する経営会議は、月次決算完了後すぐ開催し、必要事項を取締役会へ上程する。</w:t>
       </w:r>
     </w:p>
     <w:p>
@@ -928,7 +1104,7 @@
           <w:b w:val="0"/>
           <w:i w:val="0"/>
         </w:rPr>
-        <w:t>月次決算・予実管理の報告タイミングは、まず翌月20日反映を前提とする</w:t>
+        <w:t>取締役会への上程基準は、100万円以上の重要支出、重要契約、重要外注、借入、投資その他重要事項を原則とする。</w:t>
       </w:r>
     </w:p>
     <w:p>
@@ -943,7 +1119,37 @@
           <w:b w:val="0"/>
           <w:i w:val="0"/>
         </w:rPr>
-        <w:t>議事録の作成者及び保管場所</w:t>
+        <w:t>議事録の作成担当者は、議案及び稟議内容に応じて設定する。</w:t>
+      </w:r>
+    </w:p>
+    <w:p>
+      <w:pPr>
+        <w:pStyle w:val="ListBullet"/>
+        <w:spacing w:before="0" w:after="160" w:line="280" w:lineRule="auto"/>
+        <w:ind w:left="720" w:hanging="360"/>
+      </w:pPr>
+      <w:r>
+        <w:rPr>
+          <w:rFonts w:ascii="Arial Unicode MS" w:hAnsi="Arial Unicode MS" w:eastAsia="Arial Unicode MS" w:cs="Arial Unicode MS"/>
+          <w:b w:val="0"/>
+          <w:i w:val="0"/>
+        </w:rPr>
+        <w:t>経営会議の議事録、付議資料及び確認記録はNotionに保存する。</w:t>
+      </w:r>
+    </w:p>
+    <w:p>
+      <w:pPr>
+        <w:pStyle w:val="ListBullet"/>
+        <w:spacing w:before="0" w:after="160" w:line="280" w:lineRule="auto"/>
+        <w:ind w:left="720" w:hanging="360"/>
+      </w:pPr>
+      <w:r>
+        <w:rPr>
+          <w:rFonts w:ascii="Arial Unicode MS" w:hAnsi="Arial Unicode MS" w:eastAsia="Arial Unicode MS" w:cs="Arial Unicode MS"/>
+          <w:b w:val="0"/>
+          <w:i w:val="0"/>
+        </w:rPr>
+        <w:t>議事録の確認は、当面はNotion上の確認記録で進める。</w:t>
       </w:r>
     </w:p>
     <w:sectPr>
